--- a/massive_hemoptysis_radiomics_Abstract_Title.docx
+++ b/massive_hemoptysis_radiomics_Abstract_Title.docx
@@ -24,7 +24,7 @@
           <w:rFonts w:ascii="Times New Roman" w:hAnsi="Times New Roman" w:eastAsia="Times New Roman"/>
           <w:b w:val="0"/>
         </w:rPr>
-        <w:t>Option 1 (recommended): A Clinical–Radiomic Nomogram for Differentiating Massive from Non-Massive Haemoptysis on Contrast-Enhanced Chest CT</w:t>
+        <w:t>Option 1 (recommended): A Clinical–Radiomic Nomogram for Differentiating Massive from Non-Massive Hemoptysis on Contrast-Enhanced Chest CT</w:t>
       </w:r>
     </w:p>
     <w:p>
@@ -36,7 +36,7 @@
           <w:rFonts w:ascii="Times New Roman" w:hAnsi="Times New Roman" w:eastAsia="Times New Roman"/>
           <w:b w:val="0"/>
         </w:rPr>
-        <w:t>Option 2: CT Radiomics for the Differential Diagnosis of Massive Haemoptysis: Development and Internal Validation of a Clinical–Radiomic Nomogram</w:t>
+        <w:t>Option 2: CT Radiomics for the Differential Diagnosis of Massive Hemoptysis: Development and Internal Validation of a Clinical–Radiomic Nomogram</w:t>
       </w:r>
     </w:p>
     <w:p>
@@ -48,7 +48,7 @@
           <w:rFonts w:ascii="Times New Roman" w:hAnsi="Times New Roman" w:eastAsia="Times New Roman"/>
           <w:b w:val="0"/>
         </w:rPr>
-        <w:t>Option 3: Differentiating Massive Haemoptysis Using a CT Radiomics-Based Clinical Nomogram: A Retrospective Study</w:t>
+        <w:t>Option 3: Differentiating Massive Hemoptysis Using a CT Radiomics-Based Clinical Nomogram: A Retrospective Study</w:t>
       </w:r>
     </w:p>
     <w:p>
@@ -79,7 +79,7 @@
         <w:rPr>
           <w:rFonts w:ascii="Times New Roman" w:hAnsi="Times New Roman" w:eastAsia="Times New Roman"/>
         </w:rPr>
-        <w:t>Massive haemoptysis is a life-threatening emergency, and differentiating it from non-massive haemoptysis at presentation is important for triage and timely treatment. We developed and internally validated a clinical–radiomic nomogram to make this differentiation on contrast-enhanced chest CT.</w:t>
+        <w:t>Massive hemoptysis is a life-threatening emergency, and differentiating it from non-massive hemoptysis is important for triage and timely treatment. We developed and internally validated a clinical–radiomic nomogram to make this differentiation on contrast-enhanced chest CT.</w:t>
       </w:r>
     </w:p>
     <w:p>
@@ -97,7 +97,7 @@
         <w:rPr>
           <w:rFonts w:ascii="Times New Roman" w:hAnsi="Times New Roman" w:eastAsia="Times New Roman"/>
         </w:rPr>
-        <w:t>We retrospectively studied 188 patients with haemoptysis (42 massive, 146 non-massive) who underwent contrast-enhanced chest CT (January 2021–June 2025), randomly split into training (n = 131) and internal validation (n = 57) cohorts. A Rad-score was built from six CT features selected by intraclass-correlation filtering, minimum-redundancy maximum-relevance, and LASSO regression; independent factors from multivariable logistic regression were combined in a nomogram and assessed for discrimination, calibration, and the incremental value of the Rad-score.</w:t>
+        <w:t>We retrospectively studied 188 patients with hemoptysis (42 massive, 146 non-massive) who underwent contrast-enhanced chest CT (January 2021–June 2025), randomly split into training (n = 131) and internal validation (n = 57) cohorts. A Rad-score was built from six CT features selected by intraclass-correlation filtering, minimum-redundancy maximum-relevance, and LASSO regression; independent factors from multivariable logistic regression were combined in a nomogram and assessed for discrimination, calibration, and the incremental value of the Rad-score.</w:t>
       </w:r>
     </w:p>
     <w:p>
@@ -115,7 +115,7 @@
         <w:rPr>
           <w:rFonts w:ascii="Times New Roman" w:hAnsi="Times New Roman" w:eastAsia="Times New Roman"/>
         </w:rPr>
-        <w:t>Tuberculosis, bronchial artery abnormality, fibrinogen (inversely), and the Rad-score were independently associated with massive haemoptysis. The nomogram achieved an area under the curve of 0.850 (95% CI 0.775–0.925) in training and 0.794 (0.631–0.958) in internal validation, with good calibration. It did not significantly outperform a model using the three clinical variables alone, and the incremental value of the Rad-score was significant only in the training cohort.</w:t>
+        <w:t>Tuberculosis, bronchial artery abnormality, fibrinogen (inversely), and the Rad-score were independently associated with massive hemoptysis. The nomogram achieved an area under the curve of 0.850 (95% CI 0.775–0.925) in training and 0.794 (0.631–0.958) in internal validation, with good calibration. It did not significantly outperform a model using the three clinical variables alone, and the incremental value of the Rad-score was significant only in the training cohort.</w:t>
       </w:r>
     </w:p>
     <w:p>
@@ -133,7 +133,7 @@
         <w:rPr>
           <w:rFonts w:ascii="Times New Roman" w:hAnsi="Times New Roman" w:eastAsia="Times New Roman"/>
         </w:rPr>
-        <w:t>A clinical–radiomic nomogram differentiated massive from non-massive haemoptysis with good discrimination and calibration and may aid early differential diagnosis; larger, externally validated studies are needed to confirm the added value of radiomics.</w:t>
+        <w:t>A clinical–radiomic nomogram differentiated massive from non-massive hemoptysis with good discrimination and calibration and may aid early differential diagnosis; larger, externally validated studies are needed to confirm the added value of radiomics.</w:t>
       </w:r>
     </w:p>
     <w:p>
@@ -158,7 +158,7 @@
           <w:rFonts w:ascii="Times New Roman" w:hAnsi="Times New Roman" w:eastAsia="Times New Roman"/>
           <w:b w:val="0"/>
         </w:rPr>
-        <w:t>haemoptysis; massive haemoptysis; radiomics; computed tomography; nomogram; bronchial artery; differential diagnosis</w:t>
+        <w:t>hemoptysis; massive hemoptysis; radiomics; computed tomography; nomogram; bronchial artery; differential diagnosis</w:t>
       </w:r>
     </w:p>
     <w:sectPr>

--- a/massive_hemoptysis_radiomics_Abstract_Title.docx
+++ b/massive_hemoptysis_radiomics_Abstract_Title.docx
@@ -115,7 +115,7 @@
         <w:rPr>
           <w:rFonts w:ascii="Times New Roman" w:hAnsi="Times New Roman" w:eastAsia="Times New Roman"/>
         </w:rPr>
-        <w:t>Tuberculosis, bronchial artery abnormality, fibrinogen (inversely), and the Rad-score were independently associated with massive hemoptysis. The nomogram achieved an area under the curve of 0.850 (95% CI 0.775–0.925) in training and 0.794 (0.631–0.958) in internal validation, with good calibration. It did not significantly outperform a model using the three clinical variables alone, and the incremental value of the Rad-score was significant only in the training cohort.</w:t>
+        <w:t>Tuberculosis, bronchial artery abnormality, fibrinogen (inversely), and the Rad-score were independently associated with massive hemoptysis. The nomogram (combined model) achieved an area under the curve of 0.842 (95% CI 0.766–0.919) in training and 0.811 (0.654–0.969) in internal validation, with acceptable calibration (Hosmer–Lemeshow P = 0.779 and 0.183). It discriminated better than the clinical model in the training cohort (DeLong P = 0.034; not significant after correction for multiple comparisons) but not in internal validation; adding the Rad-score improved reclassification (net reclassification improvement significant in both cohorts; integrated discrimination improvement significant in training only).</w:t>
       </w:r>
     </w:p>
     <w:p>
@@ -133,7 +133,7 @@
         <w:rPr>
           <w:rFonts w:ascii="Times New Roman" w:hAnsi="Times New Roman" w:eastAsia="Times New Roman"/>
         </w:rPr>
-        <w:t>A clinical–radiomic nomogram differentiated massive from non-massive hemoptysis with good discrimination and calibration and may aid early differential diagnosis; larger, externally validated studies are needed to confirm the added value of radiomics.</w:t>
+        <w:t>A clinical–radiomic nomogram differentiated massive from non-massive hemoptysis with good discrimination and calibration and may aid differential diagnosis; larger, externally validated studies are needed to confirm the incremental value of radiomics.</w:t>
       </w:r>
     </w:p>
     <w:p>
